--- a/04-Development-and-Quality-Assurance/Poster/Sections/02 Rationale.docx
+++ b/04-Development-and-Quality-Assurance/Poster/Sections/02 Rationale.docx
@@ -4,7 +4,24 @@
   <w:body>
     <w:p>
       <w:r>
-        <w:t>This project addresses the lack of real-world data by undertaking performance testing using D-ITG across different packet sizes over IPv4 and IPv6 within a four PC network topology.</w:t>
+        <w:t>Despite IPv4's acknowledged scalability constraints and IPv6's intended role as its replacement, the limitations of real-world performance data for both protocols hinder network professionals from confidently strategising and executing the transition (Narayan et al., 2016).</w:t>
+      </w:r>
+    </w:p>
+    <w:p>
+      <w:r>
+        <w:t xml:space="preserve">Our client, Dr. Raymond Lutui, wants </w:t>
+      </w:r>
+      <w:r>
+        <w:t xml:space="preserve">data to compare </w:t>
+      </w:r>
+      <w:r>
+        <w:t xml:space="preserve">IPv4 and IPv6 on Linux, in order to better </w:t>
+      </w:r>
+      <w:r>
+        <w:t xml:space="preserve">understand the </w:t>
+      </w:r>
+      <w:r>
+        <w:t>implications of transitioning to IPv6.</w:t>
       </w:r>
     </w:p>
     <w:sectPr>
@@ -467,7 +484,7 @@
   <w:style w:type="paragraph" w:default="1" w:styleId="Normal">
     <w:name w:val="Normal"/>
     <w:qFormat/>
-    <w:rsid w:val="00511A6B"/>
+    <w:rsid w:val="00836D5E"/>
   </w:style>
   <w:style w:type="paragraph" w:styleId="Heading1">
     <w:name w:val="heading 1"/>

--- a/04-Development-and-Quality-Assurance/Poster/Sections/02 Rationale.docx
+++ b/04-Development-and-Quality-Assurance/Poster/Sections/02 Rationale.docx
@@ -15,7 +15,15 @@
         <w:t xml:space="preserve">data to compare </w:t>
       </w:r>
       <w:r>
-        <w:t xml:space="preserve">IPv4 and IPv6 on Linux, in order to better </w:t>
+        <w:t xml:space="preserve">IPv4 and IPv6 on Linux, </w:t>
+      </w:r>
+      <w:proofErr w:type="gramStart"/>
+      <w:r>
+        <w:t>in order to</w:t>
+      </w:r>
+      <w:proofErr w:type="gramEnd"/>
+      <w:r>
+        <w:t xml:space="preserve"> better </w:t>
       </w:r>
       <w:r>
         <w:t xml:space="preserve">understand the </w:t>
@@ -24,8 +32,42 @@
         <w:t>implications of transitioning to IPv6.</w:t>
       </w:r>
     </w:p>
+    <w:p>
+      <w:r>
+        <w:t>Summarised version:</w:t>
+      </w:r>
+    </w:p>
+    <w:p>
+      <w:r>
+        <w:rPr/>
+        <w:t xml:space="preserve">Limitations in real-world data and IPv4’s scalability constraints make it difficult to transition to IPv6 (Narayan et al., 2016). A comparison of IPv4 and IPv6 performance will help us understand the implications of migrating to IPv6. </w:t>
+      </w:r>
+    </w:p>
+    <w:p/>
+    <w:p>
+      <w:r>
+        <w:rPr/>
+        <w:t>Final for poster:</w:t>
+      </w:r>
+    </w:p>
+    <w:p>
+      <w:pPr>
+        <w:spacing w:before="240" w:beforeAutospacing="off" w:after="240" w:afterAutospacing="off"/>
+      </w:pPr>
+      <w:r>
+        <w:rPr>
+          <w:rFonts w:ascii="Aptos" w:hAnsi="Aptos" w:eastAsia="Aptos" w:cs="Aptos"/>
+          <w:noProof w:val="0"/>
+          <w:sz w:val="24"/>
+          <w:szCs w:val="24"/>
+          <w:lang w:val="en-NZ"/>
+        </w:rPr>
+        <w:t>Given limitations in real-world data and IPv4’s scalability constraints (Narayan et al., 2016), comparing IPv4 and IPv6 performance will clarify the implications of migrating to IPv6.</w:t>
+      </w:r>
+    </w:p>
+    <w:p/>
     <w:sectPr>
-      <w:pgSz w:w="11906" w:h="16838"/>
+      <w:pgSz w:w="11906" w:h="16838" w:orient="portrait"/>
       <w:pgMar w:top="1440" w:right="1440" w:bottom="1440" w:left="1440" w:header="708" w:footer="708" w:gutter="0"/>
       <w:cols w:space="708"/>
       <w:docGrid w:linePitch="360"/>
@@ -84,12 +126,248 @@
 </w:footnotes>
 </file>
 
+<file path=word/numbering.xml><?xml version="1.0" encoding="utf-8"?>
+<w:numbering xmlns:wpc="http://schemas.microsoft.com/office/word/2010/wordprocessingCanvas" xmlns:cx="http://schemas.microsoft.com/office/drawing/2014/chartex" xmlns:cx1="http://schemas.microsoft.com/office/drawing/2015/9/8/chartex" xmlns:cx2="http://schemas.microsoft.com/office/drawing/2015/10/21/chartex" xmlns:cx3="http://schemas.microsoft.com/office/drawing/2016/5/9/chartex" xmlns:cx4="http://schemas.microsoft.com/office/drawing/2016/5/10/chartex" xmlns:cx5="http://schemas.microsoft.com/office/drawing/2016/5/11/chartex" xmlns:cx6="http://schemas.microsoft.com/office/drawing/2016/5/12/chartex" xmlns:cx7="http://schemas.microsoft.com/office/drawing/2016/5/13/chartex" xmlns:cx8="http://schemas.microsoft.com/office/drawing/2016/5/14/chartex" xmlns:mc="http://schemas.openxmlformats.org/markup-compatibility/2006" xmlns:aink="http://schemas.microsoft.com/office/drawing/2016/ink" xmlns:am3d="http://schemas.microsoft.com/office/drawing/2017/model3d" xmlns:o="urn:schemas-microsoft-com:office:office" xmlns:oel="http://schemas.microsoft.com/office/2019/extlst" xmlns:r="http://schemas.openxmlformats.org/officeDocument/2006/relationships" xmlns:m="http://schemas.openxmlformats.org/officeDocument/2006/math" xmlns:v="urn:schemas-microsoft-com:vml" xmlns:wp14="http://schemas.microsoft.com/office/word/2010/wordprocessingDrawing" xmlns:wp="http://schemas.openxmlformats.org/drawingml/2006/wordprocessingDrawing" xmlns:w10="urn:schemas-microsoft-com:office:word" xmlns:w="http://schemas.openxmlformats.org/wordprocessingml/2006/main" xmlns:w14="http://schemas.microsoft.com/office/word/2010/wordml" xmlns:w15="http://schemas.microsoft.com/office/word/2012/wordml" xmlns:w16cex="http://schemas.microsoft.com/office/word/2018/wordml/cex" xmlns:w16cid="http://schemas.microsoft.com/office/word/2016/wordml/cid" xmlns:w16="http://schemas.microsoft.com/office/word/2018/wordml" xmlns:w16du="http://schemas.microsoft.com/office/word/2023/wordml/word16du" xmlns:w16sdtdh="http://schemas.microsoft.com/office/word/2020/wordml/sdtdatahash" xmlns:w16sdtfl="http://schemas.microsoft.com/office/word/2024/wordml/sdtformatlock" xmlns:w16se="http://schemas.microsoft.com/office/word/2015/wordml/symex" xmlns:wpg="http://schemas.microsoft.com/office/word/2010/wordprocessingGroup" xmlns:wpi="http://schemas.microsoft.com/office/word/2010/wordprocessingInk" xmlns:wne="http://schemas.microsoft.com/office/word/2006/wordml" xmlns:wps="http://schemas.microsoft.com/office/word/2010/wordprocessingShape" mc:Ignorable="w14 w15 w16se w16cid w16 w16cex w16sdtdh w16sdtfl w16du wp14">
+  <w:abstractNum w:abstractNumId="0" w15:restartNumberingAfterBreak="0">
+    <w:nsid w:val="06C483E0"/>
+    <w:multiLevelType w:val="hybridMultilevel"/>
+    <w:tmpl w:val="FFFFFFFF"/>
+    <w:lvl w:ilvl="0" w:tplc="5D724EFE">
+      <w:start w:val="1"/>
+      <w:numFmt w:val="bullet"/>
+      <w:lvlText w:val=""/>
+      <w:lvlJc w:val="left"/>
+      <w:pPr>
+        <w:ind w:left="720" w:hanging="360"/>
+      </w:pPr>
+      <w:rPr>
+        <w:rFonts w:hint="default" w:ascii="Symbol" w:hAnsi="Symbol"/>
+      </w:rPr>
+    </w:lvl>
+    <w:lvl w:ilvl="1" w:tplc="DD7203AE">
+      <w:start w:val="1"/>
+      <w:numFmt w:val="bullet"/>
+      <w:lvlText w:val="o"/>
+      <w:lvlJc w:val="left"/>
+      <w:pPr>
+        <w:ind w:left="1440" w:hanging="360"/>
+      </w:pPr>
+      <w:rPr>
+        <w:rFonts w:hint="default" w:ascii="Courier New" w:hAnsi="Courier New"/>
+      </w:rPr>
+    </w:lvl>
+    <w:lvl w:ilvl="2" w:tplc="9D764824">
+      <w:start w:val="1"/>
+      <w:numFmt w:val="bullet"/>
+      <w:lvlText w:val=""/>
+      <w:lvlJc w:val="left"/>
+      <w:pPr>
+        <w:ind w:left="2160" w:hanging="360"/>
+      </w:pPr>
+      <w:rPr>
+        <w:rFonts w:hint="default" w:ascii="Wingdings" w:hAnsi="Wingdings"/>
+      </w:rPr>
+    </w:lvl>
+    <w:lvl w:ilvl="3" w:tplc="20B2BF10">
+      <w:start w:val="1"/>
+      <w:numFmt w:val="bullet"/>
+      <w:lvlText w:val=""/>
+      <w:lvlJc w:val="left"/>
+      <w:pPr>
+        <w:ind w:left="2880" w:hanging="360"/>
+      </w:pPr>
+      <w:rPr>
+        <w:rFonts w:hint="default" w:ascii="Symbol" w:hAnsi="Symbol"/>
+      </w:rPr>
+    </w:lvl>
+    <w:lvl w:ilvl="4" w:tplc="6F7C859C">
+      <w:start w:val="1"/>
+      <w:numFmt w:val="bullet"/>
+      <w:lvlText w:val="o"/>
+      <w:lvlJc w:val="left"/>
+      <w:pPr>
+        <w:ind w:left="3600" w:hanging="360"/>
+      </w:pPr>
+      <w:rPr>
+        <w:rFonts w:hint="default" w:ascii="Courier New" w:hAnsi="Courier New"/>
+      </w:rPr>
+    </w:lvl>
+    <w:lvl w:ilvl="5" w:tplc="1180BD30">
+      <w:start w:val="1"/>
+      <w:numFmt w:val="bullet"/>
+      <w:lvlText w:val=""/>
+      <w:lvlJc w:val="left"/>
+      <w:pPr>
+        <w:ind w:left="4320" w:hanging="360"/>
+      </w:pPr>
+      <w:rPr>
+        <w:rFonts w:hint="default" w:ascii="Wingdings" w:hAnsi="Wingdings"/>
+      </w:rPr>
+    </w:lvl>
+    <w:lvl w:ilvl="6" w:tplc="5AACDDF0">
+      <w:start w:val="1"/>
+      <w:numFmt w:val="bullet"/>
+      <w:lvlText w:val=""/>
+      <w:lvlJc w:val="left"/>
+      <w:pPr>
+        <w:ind w:left="5040" w:hanging="360"/>
+      </w:pPr>
+      <w:rPr>
+        <w:rFonts w:hint="default" w:ascii="Symbol" w:hAnsi="Symbol"/>
+      </w:rPr>
+    </w:lvl>
+    <w:lvl w:ilvl="7" w:tplc="D294FCD0">
+      <w:start w:val="1"/>
+      <w:numFmt w:val="bullet"/>
+      <w:lvlText w:val="o"/>
+      <w:lvlJc w:val="left"/>
+      <w:pPr>
+        <w:ind w:left="5760" w:hanging="360"/>
+      </w:pPr>
+      <w:rPr>
+        <w:rFonts w:hint="default" w:ascii="Courier New" w:hAnsi="Courier New"/>
+      </w:rPr>
+    </w:lvl>
+    <w:lvl w:ilvl="8" w:tplc="3C9E0808">
+      <w:start w:val="1"/>
+      <w:numFmt w:val="bullet"/>
+      <w:lvlText w:val=""/>
+      <w:lvlJc w:val="left"/>
+      <w:pPr>
+        <w:ind w:left="6480" w:hanging="360"/>
+      </w:pPr>
+      <w:rPr>
+        <w:rFonts w:hint="default" w:ascii="Wingdings" w:hAnsi="Wingdings"/>
+      </w:rPr>
+    </w:lvl>
+  </w:abstractNum>
+  <w:abstractNum w:abstractNumId="1" w15:restartNumberingAfterBreak="0">
+    <w:nsid w:val="1CCC063E"/>
+    <w:multiLevelType w:val="hybridMultilevel"/>
+    <w:tmpl w:val="DDCC9900"/>
+    <w:lvl w:ilvl="0" w:tplc="4D481F22">
+      <w:numFmt w:val="bullet"/>
+      <w:lvlText w:val="-"/>
+      <w:lvlJc w:val="left"/>
+      <w:pPr>
+        <w:ind w:left="720" w:hanging="360"/>
+      </w:pPr>
+      <w:rPr>
+        <w:rFonts w:hint="default" w:ascii="Aptos" w:hAnsi="Aptos" w:eastAsiaTheme="minorEastAsia" w:cstheme="minorBidi"/>
+      </w:rPr>
+    </w:lvl>
+    <w:lvl w:ilvl="1" w:tplc="0C090003" w:tentative="1">
+      <w:start w:val="1"/>
+      <w:numFmt w:val="bullet"/>
+      <w:lvlText w:val="o"/>
+      <w:lvlJc w:val="left"/>
+      <w:pPr>
+        <w:ind w:left="1440" w:hanging="360"/>
+      </w:pPr>
+      <w:rPr>
+        <w:rFonts w:hint="default" w:ascii="Courier New" w:hAnsi="Courier New" w:cs="Courier New"/>
+      </w:rPr>
+    </w:lvl>
+    <w:lvl w:ilvl="2" w:tplc="0C090005" w:tentative="1">
+      <w:start w:val="1"/>
+      <w:numFmt w:val="bullet"/>
+      <w:lvlText w:val=""/>
+      <w:lvlJc w:val="left"/>
+      <w:pPr>
+        <w:ind w:left="2160" w:hanging="360"/>
+      </w:pPr>
+      <w:rPr>
+        <w:rFonts w:hint="default" w:ascii="Wingdings" w:hAnsi="Wingdings"/>
+      </w:rPr>
+    </w:lvl>
+    <w:lvl w:ilvl="3" w:tplc="0C090001" w:tentative="1">
+      <w:start w:val="1"/>
+      <w:numFmt w:val="bullet"/>
+      <w:lvlText w:val=""/>
+      <w:lvlJc w:val="left"/>
+      <w:pPr>
+        <w:ind w:left="2880" w:hanging="360"/>
+      </w:pPr>
+      <w:rPr>
+        <w:rFonts w:hint="default" w:ascii="Symbol" w:hAnsi="Symbol"/>
+      </w:rPr>
+    </w:lvl>
+    <w:lvl w:ilvl="4" w:tplc="0C090003" w:tentative="1">
+      <w:start w:val="1"/>
+      <w:numFmt w:val="bullet"/>
+      <w:lvlText w:val="o"/>
+      <w:lvlJc w:val="left"/>
+      <w:pPr>
+        <w:ind w:left="3600" w:hanging="360"/>
+      </w:pPr>
+      <w:rPr>
+        <w:rFonts w:hint="default" w:ascii="Courier New" w:hAnsi="Courier New" w:cs="Courier New"/>
+      </w:rPr>
+    </w:lvl>
+    <w:lvl w:ilvl="5" w:tplc="0C090005" w:tentative="1">
+      <w:start w:val="1"/>
+      <w:numFmt w:val="bullet"/>
+      <w:lvlText w:val=""/>
+      <w:lvlJc w:val="left"/>
+      <w:pPr>
+        <w:ind w:left="4320" w:hanging="360"/>
+      </w:pPr>
+      <w:rPr>
+        <w:rFonts w:hint="default" w:ascii="Wingdings" w:hAnsi="Wingdings"/>
+      </w:rPr>
+    </w:lvl>
+    <w:lvl w:ilvl="6" w:tplc="0C090001" w:tentative="1">
+      <w:start w:val="1"/>
+      <w:numFmt w:val="bullet"/>
+      <w:lvlText w:val=""/>
+      <w:lvlJc w:val="left"/>
+      <w:pPr>
+        <w:ind w:left="5040" w:hanging="360"/>
+      </w:pPr>
+      <w:rPr>
+        <w:rFonts w:hint="default" w:ascii="Symbol" w:hAnsi="Symbol"/>
+      </w:rPr>
+    </w:lvl>
+    <w:lvl w:ilvl="7" w:tplc="0C090003" w:tentative="1">
+      <w:start w:val="1"/>
+      <w:numFmt w:val="bullet"/>
+      <w:lvlText w:val="o"/>
+      <w:lvlJc w:val="left"/>
+      <w:pPr>
+        <w:ind w:left="5760" w:hanging="360"/>
+      </w:pPr>
+      <w:rPr>
+        <w:rFonts w:hint="default" w:ascii="Courier New" w:hAnsi="Courier New" w:cs="Courier New"/>
+      </w:rPr>
+    </w:lvl>
+    <w:lvl w:ilvl="8" w:tplc="0C090005" w:tentative="1">
+      <w:start w:val="1"/>
+      <w:numFmt w:val="bullet"/>
+      <w:lvlText w:val=""/>
+      <w:lvlJc w:val="left"/>
+      <w:pPr>
+        <w:ind w:left="6480" w:hanging="360"/>
+      </w:pPr>
+      <w:rPr>
+        <w:rFonts w:hint="default" w:ascii="Wingdings" w:hAnsi="Wingdings"/>
+      </w:rPr>
+    </w:lvl>
+  </w:abstractNum>
+  <w:num w:numId="1" w16cid:durableId="1892839782">
+    <w:abstractNumId w:val="1"/>
+  </w:num>
+  <w:num w:numId="2" w16cid:durableId="462384701">
+    <w:abstractNumId w:val="0"/>
+  </w:num>
+</w:numbering>
+</file>
+
 <file path=word/styles.xml><?xml version="1.0" encoding="utf-8"?>
 <w:styles xmlns:mc="http://schemas.openxmlformats.org/markup-compatibility/2006" xmlns:r="http://schemas.openxmlformats.org/officeDocument/2006/relationships" xmlns:w="http://schemas.openxmlformats.org/wordprocessingml/2006/main" xmlns:w14="http://schemas.microsoft.com/office/word/2010/wordml" xmlns:w15="http://schemas.microsoft.com/office/word/2012/wordml" xmlns:w16cex="http://schemas.microsoft.com/office/word/2018/wordml/cex" xmlns:w16cid="http://schemas.microsoft.com/office/word/2016/wordml/cid" xmlns:w16="http://schemas.microsoft.com/office/word/2018/wordml" xmlns:w16du="http://schemas.microsoft.com/office/word/2023/wordml/word16du" xmlns:w16sdtdh="http://schemas.microsoft.com/office/word/2020/wordml/sdtdatahash" xmlns:w16sdtfl="http://schemas.microsoft.com/office/word/2024/wordml/sdtformatlock" xmlns:w16se="http://schemas.microsoft.com/office/word/2015/wordml/symex" mc:Ignorable="w14 w15 w16se w16cid w16 w16cex w16sdtdh w16sdtfl w16du">
   <w:docDefaults>
     <w:rPrDefault>
       <w:rPr>
-        <w:rFonts w:asciiTheme="minorHAnsi" w:eastAsiaTheme="minorEastAsia" w:hAnsiTheme="minorHAnsi" w:cstheme="minorBidi"/>
+        <w:rFonts w:asciiTheme="minorHAnsi" w:hAnsiTheme="minorHAnsi" w:eastAsiaTheme="minorEastAsia" w:cstheme="minorBidi"/>
         <w:kern w:val="2"/>
         <w:sz w:val="24"/>
         <w:szCs w:val="24"/>
@@ -106,14 +384,14 @@
   <w:latentStyles w:defLockedState="0" w:defUIPriority="99" w:defSemiHidden="0" w:defUnhideWhenUsed="0" w:defQFormat="0" w:count="376">
     <w:lsdException w:name="Normal" w:uiPriority="0" w:qFormat="1"/>
     <w:lsdException w:name="heading 1" w:uiPriority="9" w:qFormat="1"/>
-    <w:lsdException w:name="heading 2" w:semiHidden="1" w:uiPriority="9" w:unhideWhenUsed="1" w:qFormat="1"/>
-    <w:lsdException w:name="heading 3" w:semiHidden="1" w:uiPriority="9" w:unhideWhenUsed="1" w:qFormat="1"/>
-    <w:lsdException w:name="heading 4" w:semiHidden="1" w:uiPriority="9" w:unhideWhenUsed="1" w:qFormat="1"/>
-    <w:lsdException w:name="heading 5" w:semiHidden="1" w:uiPriority="9" w:unhideWhenUsed="1" w:qFormat="1"/>
-    <w:lsdException w:name="heading 6" w:semiHidden="1" w:uiPriority="9" w:unhideWhenUsed="1" w:qFormat="1"/>
-    <w:lsdException w:name="heading 7" w:semiHidden="1" w:uiPriority="9" w:unhideWhenUsed="1" w:qFormat="1"/>
-    <w:lsdException w:name="heading 8" w:semiHidden="1" w:uiPriority="9" w:unhideWhenUsed="1" w:qFormat="1"/>
-    <w:lsdException w:name="heading 9" w:semiHidden="1" w:uiPriority="9" w:unhideWhenUsed="1" w:qFormat="1"/>
+    <w:lsdException w:name="heading 2" w:uiPriority="9" w:semiHidden="1" w:unhideWhenUsed="1" w:qFormat="1"/>
+    <w:lsdException w:name="heading 3" w:uiPriority="9" w:semiHidden="1" w:unhideWhenUsed="1" w:qFormat="1"/>
+    <w:lsdException w:name="heading 4" w:uiPriority="9" w:semiHidden="1" w:unhideWhenUsed="1" w:qFormat="1"/>
+    <w:lsdException w:name="heading 5" w:uiPriority="9" w:semiHidden="1" w:unhideWhenUsed="1" w:qFormat="1"/>
+    <w:lsdException w:name="heading 6" w:uiPriority="9" w:semiHidden="1" w:unhideWhenUsed="1" w:qFormat="1"/>
+    <w:lsdException w:name="heading 7" w:uiPriority="9" w:semiHidden="1" w:unhideWhenUsed="1" w:qFormat="1"/>
+    <w:lsdException w:name="heading 8" w:uiPriority="9" w:semiHidden="1" w:unhideWhenUsed="1" w:qFormat="1"/>
+    <w:lsdException w:name="heading 9" w:uiPriority="9" w:semiHidden="1" w:unhideWhenUsed="1" w:qFormat="1"/>
     <w:lsdException w:name="index 1" w:semiHidden="1" w:unhideWhenUsed="1"/>
     <w:lsdException w:name="index 2" w:semiHidden="1" w:unhideWhenUsed="1"/>
     <w:lsdException w:name="index 3" w:semiHidden="1" w:unhideWhenUsed="1"/>
@@ -123,22 +401,22 @@
     <w:lsdException w:name="index 7" w:semiHidden="1" w:unhideWhenUsed="1"/>
     <w:lsdException w:name="index 8" w:semiHidden="1" w:unhideWhenUsed="1"/>
     <w:lsdException w:name="index 9" w:semiHidden="1" w:unhideWhenUsed="1"/>
-    <w:lsdException w:name="toc 1" w:semiHidden="1" w:uiPriority="39" w:unhideWhenUsed="1"/>
-    <w:lsdException w:name="toc 2" w:semiHidden="1" w:uiPriority="39" w:unhideWhenUsed="1"/>
-    <w:lsdException w:name="toc 3" w:semiHidden="1" w:uiPriority="39" w:unhideWhenUsed="1"/>
-    <w:lsdException w:name="toc 4" w:semiHidden="1" w:uiPriority="39" w:unhideWhenUsed="1"/>
-    <w:lsdException w:name="toc 5" w:semiHidden="1" w:uiPriority="39" w:unhideWhenUsed="1"/>
-    <w:lsdException w:name="toc 6" w:semiHidden="1" w:uiPriority="39" w:unhideWhenUsed="1"/>
-    <w:lsdException w:name="toc 7" w:semiHidden="1" w:uiPriority="39" w:unhideWhenUsed="1"/>
-    <w:lsdException w:name="toc 8" w:semiHidden="1" w:uiPriority="39" w:unhideWhenUsed="1"/>
-    <w:lsdException w:name="toc 9" w:semiHidden="1" w:uiPriority="39" w:unhideWhenUsed="1"/>
+    <w:lsdException w:name="toc 1" w:uiPriority="39" w:semiHidden="1" w:unhideWhenUsed="1"/>
+    <w:lsdException w:name="toc 2" w:uiPriority="39" w:semiHidden="1" w:unhideWhenUsed="1"/>
+    <w:lsdException w:name="toc 3" w:uiPriority="39" w:semiHidden="1" w:unhideWhenUsed="1"/>
+    <w:lsdException w:name="toc 4" w:uiPriority="39" w:semiHidden="1" w:unhideWhenUsed="1"/>
+    <w:lsdException w:name="toc 5" w:uiPriority="39" w:semiHidden="1" w:unhideWhenUsed="1"/>
+    <w:lsdException w:name="toc 6" w:uiPriority="39" w:semiHidden="1" w:unhideWhenUsed="1"/>
+    <w:lsdException w:name="toc 7" w:uiPriority="39" w:semiHidden="1" w:unhideWhenUsed="1"/>
+    <w:lsdException w:name="toc 8" w:uiPriority="39" w:semiHidden="1" w:unhideWhenUsed="1"/>
+    <w:lsdException w:name="toc 9" w:uiPriority="39" w:semiHidden="1" w:unhideWhenUsed="1"/>
     <w:lsdException w:name="Normal Indent" w:semiHidden="1" w:unhideWhenUsed="1"/>
     <w:lsdException w:name="footnote text" w:semiHidden="1" w:unhideWhenUsed="1"/>
     <w:lsdException w:name="annotation text" w:semiHidden="1" w:unhideWhenUsed="1"/>
     <w:lsdException w:name="header" w:semiHidden="1" w:unhideWhenUsed="1"/>
     <w:lsdException w:name="footer" w:semiHidden="1" w:unhideWhenUsed="1"/>
     <w:lsdException w:name="index heading" w:semiHidden="1" w:unhideWhenUsed="1"/>
-    <w:lsdException w:name="caption" w:semiHidden="1" w:uiPriority="35" w:unhideWhenUsed="1" w:qFormat="1"/>
+    <w:lsdException w:name="caption" w:uiPriority="35" w:semiHidden="1" w:unhideWhenUsed="1" w:qFormat="1"/>
     <w:lsdException w:name="table of figures" w:semiHidden="1" w:unhideWhenUsed="1"/>
     <w:lsdException w:name="envelope address" w:semiHidden="1" w:unhideWhenUsed="1"/>
     <w:lsdException w:name="envelope return" w:semiHidden="1" w:unhideWhenUsed="1"/>
@@ -169,7 +447,7 @@
     <w:lsdException w:name="Title" w:uiPriority="10" w:qFormat="1"/>
     <w:lsdException w:name="Closing" w:semiHidden="1" w:unhideWhenUsed="1"/>
     <w:lsdException w:name="Signature" w:semiHidden="1" w:unhideWhenUsed="1"/>
-    <w:lsdException w:name="Default Paragraph Font" w:semiHidden="1" w:uiPriority="1" w:unhideWhenUsed="1"/>
+    <w:lsdException w:name="Default Paragraph Font" w:uiPriority="1" w:semiHidden="1" w:unhideWhenUsed="1"/>
     <w:lsdException w:name="Body Text" w:semiHidden="1" w:unhideWhenUsed="1"/>
     <w:lsdException w:name="Body Text Indent" w:semiHidden="1" w:unhideWhenUsed="1"/>
     <w:lsdException w:name="List Continue" w:semiHidden="1" w:unhideWhenUsed="1"/>
@@ -369,8 +647,8 @@
     <w:lsdException w:name="Subtle Reference" w:uiPriority="31" w:qFormat="1"/>
     <w:lsdException w:name="Intense Reference" w:uiPriority="32" w:qFormat="1"/>
     <w:lsdException w:name="Book Title" w:uiPriority="33" w:qFormat="1"/>
-    <w:lsdException w:name="Bibliography" w:semiHidden="1" w:uiPriority="37" w:unhideWhenUsed="1"/>
-    <w:lsdException w:name="TOC Heading" w:semiHidden="1" w:uiPriority="39" w:unhideWhenUsed="1" w:qFormat="1"/>
+    <w:lsdException w:name="Bibliography" w:uiPriority="37" w:semiHidden="1" w:unhideWhenUsed="1"/>
+    <w:lsdException w:name="TOC Heading" w:uiPriority="39" w:semiHidden="1" w:unhideWhenUsed="1" w:qFormat="1"/>
     <w:lsdException w:name="Plain Table 1" w:uiPriority="41"/>
     <w:lsdException w:name="Plain Table 2" w:uiPriority="42"/>
     <w:lsdException w:name="Plain Table 3" w:uiPriority="43"/>
@@ -481,7 +759,7 @@
     <w:lsdException w:name="Unresolved Mention" w:semiHidden="1" w:unhideWhenUsed="1"/>
     <w:lsdException w:name="Smart Link" w:semiHidden="1" w:unhideWhenUsed="1"/>
   </w:latentStyles>
-  <w:style w:type="paragraph" w:default="1" w:styleId="Normal">
+  <w:style w:type="paragraph" w:styleId="Normal" w:default="1">
     <w:name w:val="Normal"/>
     <w:qFormat/>
     <w:rsid w:val="00836D5E"/>
@@ -501,7 +779,7 @@
       <w:outlineLvl w:val="0"/>
     </w:pPr>
     <w:rPr>
-      <w:rFonts w:asciiTheme="majorHAnsi" w:eastAsiaTheme="majorEastAsia" w:hAnsiTheme="majorHAnsi" w:cstheme="majorBidi"/>
+      <w:rFonts w:asciiTheme="majorHAnsi" w:hAnsiTheme="majorHAnsi" w:eastAsiaTheme="majorEastAsia" w:cstheme="majorBidi"/>
       <w:color w:val="0F4761" w:themeColor="accent1" w:themeShade="BF"/>
       <w:sz w:val="40"/>
       <w:szCs w:val="40"/>
@@ -524,7 +802,7 @@
       <w:outlineLvl w:val="1"/>
     </w:pPr>
     <w:rPr>
-      <w:rFonts w:asciiTheme="majorHAnsi" w:eastAsiaTheme="majorEastAsia" w:hAnsiTheme="majorHAnsi" w:cstheme="majorBidi"/>
+      <w:rFonts w:asciiTheme="majorHAnsi" w:hAnsiTheme="majorHAnsi" w:eastAsiaTheme="majorEastAsia" w:cstheme="majorBidi"/>
       <w:color w:val="0F4761" w:themeColor="accent1" w:themeShade="BF"/>
       <w:sz w:val="32"/>
       <w:szCs w:val="32"/>
@@ -685,13 +963,12 @@
       <w:color w:val="272727" w:themeColor="text1" w:themeTint="D8"/>
     </w:rPr>
   </w:style>
-  <w:style w:type="character" w:default="1" w:styleId="DefaultParagraphFont">
+  <w:style w:type="character" w:styleId="DefaultParagraphFont" w:default="1">
     <w:name w:val="Default Paragraph Font"/>
     <w:uiPriority w:val="1"/>
-    <w:semiHidden/>
     <w:unhideWhenUsed/>
   </w:style>
-  <w:style w:type="table" w:default="1" w:styleId="TableNormal">
+  <w:style w:type="table" w:styleId="TableNormal" w:default="1">
     <w:name w:val="Normal Table"/>
     <w:uiPriority w:val="99"/>
     <w:semiHidden/>
@@ -706,26 +983,26 @@
       </w:tblCellMar>
     </w:tblPr>
   </w:style>
-  <w:style w:type="numbering" w:default="1" w:styleId="NoList">
+  <w:style w:type="numbering" w:styleId="NoList" w:default="1">
     <w:name w:val="No List"/>
     <w:uiPriority w:val="99"/>
     <w:semiHidden/>
     <w:unhideWhenUsed/>
   </w:style>
-  <w:style w:type="character" w:customStyle="1" w:styleId="Heading1Char">
+  <w:style w:type="character" w:styleId="Heading1Char" w:customStyle="1">
     <w:name w:val="Heading 1 Char"/>
     <w:basedOn w:val="DefaultParagraphFont"/>
     <w:link w:val="Heading1"/>
     <w:uiPriority w:val="9"/>
     <w:rsid w:val="002847E1"/>
     <w:rPr>
-      <w:rFonts w:asciiTheme="majorHAnsi" w:eastAsiaTheme="majorEastAsia" w:hAnsiTheme="majorHAnsi" w:cstheme="majorBidi"/>
+      <w:rFonts w:asciiTheme="majorHAnsi" w:hAnsiTheme="majorHAnsi" w:eastAsiaTheme="majorEastAsia" w:cstheme="majorBidi"/>
       <w:color w:val="0F4761" w:themeColor="accent1" w:themeShade="BF"/>
       <w:sz w:val="40"/>
       <w:szCs w:val="40"/>
     </w:rPr>
   </w:style>
-  <w:style w:type="character" w:customStyle="1" w:styleId="Heading2Char">
+  <w:style w:type="character" w:styleId="Heading2Char" w:customStyle="1">
     <w:name w:val="Heading 2 Char"/>
     <w:basedOn w:val="DefaultParagraphFont"/>
     <w:link w:val="Heading2"/>
@@ -733,13 +1010,13 @@
     <w:semiHidden/>
     <w:rsid w:val="002847E1"/>
     <w:rPr>
-      <w:rFonts w:asciiTheme="majorHAnsi" w:eastAsiaTheme="majorEastAsia" w:hAnsiTheme="majorHAnsi" w:cstheme="majorBidi"/>
+      <w:rFonts w:asciiTheme="majorHAnsi" w:hAnsiTheme="majorHAnsi" w:eastAsiaTheme="majorEastAsia" w:cstheme="majorBidi"/>
       <w:color w:val="0F4761" w:themeColor="accent1" w:themeShade="BF"/>
       <w:sz w:val="32"/>
       <w:szCs w:val="32"/>
     </w:rPr>
   </w:style>
-  <w:style w:type="character" w:customStyle="1" w:styleId="Heading3Char">
+  <w:style w:type="character" w:styleId="Heading3Char" w:customStyle="1">
     <w:name w:val="Heading 3 Char"/>
     <w:basedOn w:val="DefaultParagraphFont"/>
     <w:link w:val="Heading3"/>
@@ -753,7 +1030,7 @@
       <w:szCs w:val="28"/>
     </w:rPr>
   </w:style>
-  <w:style w:type="character" w:customStyle="1" w:styleId="Heading4Char">
+  <w:style w:type="character" w:styleId="Heading4Char" w:customStyle="1">
     <w:name w:val="Heading 4 Char"/>
     <w:basedOn w:val="DefaultParagraphFont"/>
     <w:link w:val="Heading4"/>
@@ -767,7 +1044,7 @@
       <w:color w:val="0F4761" w:themeColor="accent1" w:themeShade="BF"/>
     </w:rPr>
   </w:style>
-  <w:style w:type="character" w:customStyle="1" w:styleId="Heading5Char">
+  <w:style w:type="character" w:styleId="Heading5Char" w:customStyle="1">
     <w:name w:val="Heading 5 Char"/>
     <w:basedOn w:val="DefaultParagraphFont"/>
     <w:link w:val="Heading5"/>
@@ -779,7 +1056,7 @@
       <w:color w:val="0F4761" w:themeColor="accent1" w:themeShade="BF"/>
     </w:rPr>
   </w:style>
-  <w:style w:type="character" w:customStyle="1" w:styleId="Heading6Char">
+  <w:style w:type="character" w:styleId="Heading6Char" w:customStyle="1">
     <w:name w:val="Heading 6 Char"/>
     <w:basedOn w:val="DefaultParagraphFont"/>
     <w:link w:val="Heading6"/>
@@ -793,7 +1070,7 @@
       <w:color w:val="595959" w:themeColor="text1" w:themeTint="A6"/>
     </w:rPr>
   </w:style>
-  <w:style w:type="character" w:customStyle="1" w:styleId="Heading7Char">
+  <w:style w:type="character" w:styleId="Heading7Char" w:customStyle="1">
     <w:name w:val="Heading 7 Char"/>
     <w:basedOn w:val="DefaultParagraphFont"/>
     <w:link w:val="Heading7"/>
@@ -805,7 +1082,7 @@
       <w:color w:val="595959" w:themeColor="text1" w:themeTint="A6"/>
     </w:rPr>
   </w:style>
-  <w:style w:type="character" w:customStyle="1" w:styleId="Heading8Char">
+  <w:style w:type="character" w:styleId="Heading8Char" w:customStyle="1">
     <w:name w:val="Heading 8 Char"/>
     <w:basedOn w:val="DefaultParagraphFont"/>
     <w:link w:val="Heading8"/>
@@ -819,7 +1096,7 @@
       <w:color w:val="272727" w:themeColor="text1" w:themeTint="D8"/>
     </w:rPr>
   </w:style>
-  <w:style w:type="character" w:customStyle="1" w:styleId="Heading9Char">
+  <w:style w:type="character" w:styleId="Heading9Char" w:customStyle="1">
     <w:name w:val="Heading 9 Char"/>
     <w:basedOn w:val="DefaultParagraphFont"/>
     <w:link w:val="Heading9"/>
@@ -844,21 +1121,21 @@
       <w:contextualSpacing/>
     </w:pPr>
     <w:rPr>
-      <w:rFonts w:asciiTheme="majorHAnsi" w:eastAsiaTheme="majorEastAsia" w:hAnsiTheme="majorHAnsi" w:cstheme="majorBidi"/>
+      <w:rFonts w:asciiTheme="majorHAnsi" w:hAnsiTheme="majorHAnsi" w:eastAsiaTheme="majorEastAsia" w:cstheme="majorBidi"/>
       <w:spacing w:val="-10"/>
       <w:kern w:val="28"/>
       <w:sz w:val="56"/>
       <w:szCs w:val="56"/>
     </w:rPr>
   </w:style>
-  <w:style w:type="character" w:customStyle="1" w:styleId="TitleChar">
+  <w:style w:type="character" w:styleId="TitleChar" w:customStyle="1">
     <w:name w:val="Title Char"/>
     <w:basedOn w:val="DefaultParagraphFont"/>
     <w:link w:val="Title"/>
     <w:uiPriority w:val="10"/>
     <w:rsid w:val="002847E1"/>
     <w:rPr>
-      <w:rFonts w:asciiTheme="majorHAnsi" w:eastAsiaTheme="majorEastAsia" w:hAnsiTheme="majorHAnsi" w:cstheme="majorBidi"/>
+      <w:rFonts w:asciiTheme="majorHAnsi" w:hAnsiTheme="majorHAnsi" w:eastAsiaTheme="majorEastAsia" w:cstheme="majorBidi"/>
       <w:spacing w:val="-10"/>
       <w:kern w:val="28"/>
       <w:sz w:val="56"/>
@@ -886,7 +1163,7 @@
       <w:szCs w:val="28"/>
     </w:rPr>
   </w:style>
-  <w:style w:type="character" w:customStyle="1" w:styleId="SubtitleChar">
+  <w:style w:type="character" w:styleId="SubtitleChar" w:customStyle="1">
     <w:name w:val="Subtitle Char"/>
     <w:basedOn w:val="DefaultParagraphFont"/>
     <w:link w:val="Subtitle"/>
@@ -918,7 +1195,7 @@
       <w:color w:val="404040" w:themeColor="text1" w:themeTint="BF"/>
     </w:rPr>
   </w:style>
-  <w:style w:type="character" w:customStyle="1" w:styleId="QuoteChar">
+  <w:style w:type="character" w:styleId="QuoteChar" w:customStyle="1">
     <w:name w:val="Quote Char"/>
     <w:basedOn w:val="DefaultParagraphFont"/>
     <w:link w:val="Quote"/>
@@ -963,8 +1240,8 @@
     <w:rsid w:val="002847E1"/>
     <w:pPr>
       <w:pBdr>
-        <w:top w:val="single" w:sz="4" w:space="10" w:color="0F4761" w:themeColor="accent1" w:themeShade="BF"/>
-        <w:bottom w:val="single" w:sz="4" w:space="10" w:color="0F4761" w:themeColor="accent1" w:themeShade="BF"/>
+        <w:top w:val="single" w:color="0F4761" w:themeColor="accent1" w:themeShade="BF" w:sz="4" w:space="10"/>
+        <w:bottom w:val="single" w:color="0F4761" w:themeColor="accent1" w:themeShade="BF" w:sz="4" w:space="10"/>
       </w:pBdr>
       <w:spacing w:before="360" w:after="360"/>
       <w:ind w:left="864" w:right="864"/>
@@ -976,7 +1253,7 @@
       <w:color w:val="0F4761" w:themeColor="accent1" w:themeShade="BF"/>
     </w:rPr>
   </w:style>
-  <w:style w:type="character" w:customStyle="1" w:styleId="IntenseQuoteChar">
+  <w:style w:type="character" w:styleId="IntenseQuoteChar" w:customStyle="1">
     <w:name w:val="Intense Quote Char"/>
     <w:basedOn w:val="DefaultParagraphFont"/>
     <w:link w:val="IntenseQuote"/>
@@ -1017,7 +1294,7 @@
       <w:spacing w:after="0" w:line="240" w:lineRule="auto"/>
     </w:pPr>
   </w:style>
-  <w:style w:type="character" w:customStyle="1" w:styleId="HeaderChar">
+  <w:style w:type="character" w:styleId="HeaderChar" w:customStyle="1">
     <w:name w:val="Header Char"/>
     <w:basedOn w:val="DefaultParagraphFont"/>
     <w:link w:val="Header"/>
@@ -1039,7 +1316,7 @@
       <w:spacing w:after="0" w:line="240" w:lineRule="auto"/>
     </w:pPr>
   </w:style>
-  <w:style w:type="character" w:customStyle="1" w:styleId="FooterChar">
+  <w:style w:type="character" w:styleId="FooterChar" w:customStyle="1">
     <w:name w:val="Footer Char"/>
     <w:basedOn w:val="DefaultParagraphFont"/>
     <w:link w:val="Footer"/>
@@ -1050,7 +1327,7 @@
 </file>
 
 <file path=word/theme/theme1.xml><?xml version="1.0" encoding="utf-8"?>
-<a:theme xmlns:a="http://schemas.openxmlformats.org/drawingml/2006/main" name="Office Theme">
+<a:theme xmlns:a="http://schemas.openxmlformats.org/drawingml/2006/main" xmlns:thm15="http://schemas.microsoft.com/office/thememl/2012/main" name="Office Theme">
   <a:themeElements>
     <a:clrScheme name="Office">
       <a:dk1>

--- a/04-Development-and-Quality-Assurance/Poster/Sections/02 Rationale.docx
+++ b/04-Development-and-Quality-Assurance/Poster/Sections/02 Rationale.docx
@@ -2,6 +2,23 @@
 <file path=word/document.xml><?xml version="1.0" encoding="utf-8"?>
 <w:document xmlns:wpc="http://schemas.microsoft.com/office/word/2010/wordprocessingCanvas" xmlns:cx="http://schemas.microsoft.com/office/drawing/2014/chartex" xmlns:cx1="http://schemas.microsoft.com/office/drawing/2015/9/8/chartex" xmlns:cx2="http://schemas.microsoft.com/office/drawing/2015/10/21/chartex" xmlns:cx3="http://schemas.microsoft.com/office/drawing/2016/5/9/chartex" xmlns:cx4="http://schemas.microsoft.com/office/drawing/2016/5/10/chartex" xmlns:cx5="http://schemas.microsoft.com/office/drawing/2016/5/11/chartex" xmlns:cx6="http://schemas.microsoft.com/office/drawing/2016/5/12/chartex" xmlns:cx7="http://schemas.microsoft.com/office/drawing/2016/5/13/chartex" xmlns:cx8="http://schemas.microsoft.com/office/drawing/2016/5/14/chartex" xmlns:mc="http://schemas.openxmlformats.org/markup-compatibility/2006" xmlns:aink="http://schemas.microsoft.com/office/drawing/2016/ink" xmlns:am3d="http://schemas.microsoft.com/office/drawing/2017/model3d" xmlns:o="urn:schemas-microsoft-com:office:office" xmlns:oel="http://schemas.microsoft.com/office/2019/extlst" xmlns:r="http://schemas.openxmlformats.org/officeDocument/2006/relationships" xmlns:m="http://schemas.openxmlformats.org/officeDocument/2006/math" xmlns:v="urn:schemas-microsoft-com:vml" xmlns:wp14="http://schemas.microsoft.com/office/word/2010/wordprocessingDrawing" xmlns:wp="http://schemas.openxmlformats.org/drawingml/2006/wordprocessingDrawing" xmlns:w10="urn:schemas-microsoft-com:office:word" xmlns:w="http://schemas.openxmlformats.org/wordprocessingml/2006/main" xmlns:w14="http://schemas.microsoft.com/office/word/2010/wordml" xmlns:w15="http://schemas.microsoft.com/office/word/2012/wordml" xmlns:w16cex="http://schemas.microsoft.com/office/word/2018/wordml/cex" xmlns:w16cid="http://schemas.microsoft.com/office/word/2016/wordml/cid" xmlns:w16="http://schemas.microsoft.com/office/word/2018/wordml" xmlns:w16du="http://schemas.microsoft.com/office/word/2023/wordml/word16du" xmlns:w16sdtdh="http://schemas.microsoft.com/office/word/2020/wordml/sdtdatahash" xmlns:w16sdtfl="http://schemas.microsoft.com/office/word/2024/wordml/sdtformatlock" xmlns:w16se="http://schemas.microsoft.com/office/word/2015/wordml/symex" xmlns:wpg="http://schemas.microsoft.com/office/word/2010/wordprocessingGroup" xmlns:wpi="http://schemas.microsoft.com/office/word/2010/wordprocessingInk" xmlns:wne="http://schemas.microsoft.com/office/word/2006/wordml" xmlns:wps="http://schemas.microsoft.com/office/word/2010/wordprocessingShape" mc:Ignorable="w14 w15 w16se w16cid w16 w16cex w16sdtdh w16sdtfl w16du wp14">
   <w:body>
+    <w:p>
+      <w:pPr>
+        <w:rPr>
+          <w:b/>
+          <w:bCs/>
+          <w:u w:val="single"/>
+        </w:rPr>
+      </w:pPr>
+      <w:r>
+        <w:rPr>
+          <w:b/>
+          <w:bCs/>
+          <w:u w:val="single"/>
+        </w:rPr>
+        <w:t>Original:</w:t>
+      </w:r>
+    </w:p>
     <w:p>
       <w:r>
         <w:t>Despite IPv4's acknowledged scalability constraints and IPv6's intended role as its replacement, the limitations of real-world performance data for both protocols hinder network professionals from confidently strategising and executing the transition (Narayan et al., 2016).</w:t>
@@ -15,15 +32,7 @@
         <w:t xml:space="preserve">data to compare </w:t>
       </w:r>
       <w:r>
-        <w:t xml:space="preserve">IPv4 and IPv6 on Linux, </w:t>
-      </w:r>
-      <w:proofErr w:type="gramStart"/>
-      <w:r>
-        <w:t>in order to</w:t>
-      </w:r>
-      <w:proofErr w:type="gramEnd"/>
-      <w:r>
-        <w:t xml:space="preserve"> better </w:t>
+        <w:t xml:space="preserve">IPv4 and IPv6 on Linux, in order to better </w:t>
       </w:r>
       <w:r>
         <w:t xml:space="preserve">understand the </w:t>
@@ -33,41 +42,29 @@
       </w:r>
     </w:p>
     <w:p>
+      <w:pPr>
+        <w:rPr>
+          <w:b/>
+          <w:bCs/>
+          <w:u w:val="single"/>
+        </w:rPr>
+      </w:pPr>
       <w:r>
-        <w:t>Summarised version:</w:t>
+        <w:rPr>
+          <w:b/>
+          <w:bCs/>
+          <w:u w:val="single"/>
+        </w:rPr>
+        <w:t>Finalised:</w:t>
       </w:r>
     </w:p>
     <w:p>
       <w:r>
-        <w:rPr/>
-        <w:t xml:space="preserve">Limitations in real-world data and IPv4’s scalability constraints make it difficult to transition to IPv6 (Narayan et al., 2016). A comparison of IPv4 and IPv6 performance will help us understand the implications of migrating to IPv6. </w:t>
-      </w:r>
-    </w:p>
-    <w:p/>
-    <w:p>
-      <w:r>
-        <w:rPr/>
-        <w:t>Final for poster:</w:t>
-      </w:r>
-    </w:p>
-    <w:p>
-      <w:pPr>
-        <w:spacing w:before="240" w:beforeAutospacing="off" w:after="240" w:afterAutospacing="off"/>
-      </w:pPr>
-      <w:r>
-        <w:rPr>
-          <w:rFonts w:ascii="Aptos" w:hAnsi="Aptos" w:eastAsia="Aptos" w:cs="Aptos"/>
-          <w:noProof w:val="0"/>
-          <w:sz w:val="24"/>
-          <w:szCs w:val="24"/>
-          <w:lang w:val="en-NZ"/>
-        </w:rPr>
         <w:t>Given limitations in real-world data and IPv4’s scalability constraints (Narayan et al., 2016), comparing IPv4 and IPv6 performance will clarify the implications of migrating to IPv6.</w:t>
       </w:r>
     </w:p>
-    <w:p/>
     <w:sectPr>
-      <w:pgSz w:w="11906" w:h="16838" w:orient="portrait"/>
+      <w:pgSz w:w="11906" w:h="16838"/>
       <w:pgMar w:top="1440" w:right="1440" w:bottom="1440" w:left="1440" w:header="708" w:footer="708" w:gutter="0"/>
       <w:cols w:space="708"/>
       <w:docGrid w:linePitch="360"/>
@@ -141,7 +138,7 @@
         <w:ind w:left="720" w:hanging="360"/>
       </w:pPr>
       <w:rPr>
-        <w:rFonts w:hint="default" w:ascii="Symbol" w:hAnsi="Symbol"/>
+        <w:rFonts w:ascii="Symbol" w:hAnsi="Symbol" w:hint="default"/>
       </w:rPr>
     </w:lvl>
     <w:lvl w:ilvl="1" w:tplc="DD7203AE">
@@ -153,7 +150,7 @@
         <w:ind w:left="1440" w:hanging="360"/>
       </w:pPr>
       <w:rPr>
-        <w:rFonts w:hint="default" w:ascii="Courier New" w:hAnsi="Courier New"/>
+        <w:rFonts w:ascii="Courier New" w:hAnsi="Courier New" w:hint="default"/>
       </w:rPr>
     </w:lvl>
     <w:lvl w:ilvl="2" w:tplc="9D764824">
@@ -165,7 +162,7 @@
         <w:ind w:left="2160" w:hanging="360"/>
       </w:pPr>
       <w:rPr>
-        <w:rFonts w:hint="default" w:ascii="Wingdings" w:hAnsi="Wingdings"/>
+        <w:rFonts w:ascii="Wingdings" w:hAnsi="Wingdings" w:hint="default"/>
       </w:rPr>
     </w:lvl>
     <w:lvl w:ilvl="3" w:tplc="20B2BF10">
@@ -177,7 +174,7 @@
         <w:ind w:left="2880" w:hanging="360"/>
       </w:pPr>
       <w:rPr>
-        <w:rFonts w:hint="default" w:ascii="Symbol" w:hAnsi="Symbol"/>
+        <w:rFonts w:ascii="Symbol" w:hAnsi="Symbol" w:hint="default"/>
       </w:rPr>
     </w:lvl>
     <w:lvl w:ilvl="4" w:tplc="6F7C859C">
@@ -189,7 +186,7 @@
         <w:ind w:left="3600" w:hanging="360"/>
       </w:pPr>
       <w:rPr>
-        <w:rFonts w:hint="default" w:ascii="Courier New" w:hAnsi="Courier New"/>
+        <w:rFonts w:ascii="Courier New" w:hAnsi="Courier New" w:hint="default"/>
       </w:rPr>
     </w:lvl>
     <w:lvl w:ilvl="5" w:tplc="1180BD30">
@@ -201,7 +198,7 @@
         <w:ind w:left="4320" w:hanging="360"/>
       </w:pPr>
       <w:rPr>
-        <w:rFonts w:hint="default" w:ascii="Wingdings" w:hAnsi="Wingdings"/>
+        <w:rFonts w:ascii="Wingdings" w:hAnsi="Wingdings" w:hint="default"/>
       </w:rPr>
     </w:lvl>
     <w:lvl w:ilvl="6" w:tplc="5AACDDF0">
@@ -213,7 +210,7 @@
         <w:ind w:left="5040" w:hanging="360"/>
       </w:pPr>
       <w:rPr>
-        <w:rFonts w:hint="default" w:ascii="Symbol" w:hAnsi="Symbol"/>
+        <w:rFonts w:ascii="Symbol" w:hAnsi="Symbol" w:hint="default"/>
       </w:rPr>
     </w:lvl>
     <w:lvl w:ilvl="7" w:tplc="D294FCD0">
@@ -225,7 +222,7 @@
         <w:ind w:left="5760" w:hanging="360"/>
       </w:pPr>
       <w:rPr>
-        <w:rFonts w:hint="default" w:ascii="Courier New" w:hAnsi="Courier New"/>
+        <w:rFonts w:ascii="Courier New" w:hAnsi="Courier New" w:hint="default"/>
       </w:rPr>
     </w:lvl>
     <w:lvl w:ilvl="8" w:tplc="3C9E0808">
@@ -237,7 +234,7 @@
         <w:ind w:left="6480" w:hanging="360"/>
       </w:pPr>
       <w:rPr>
-        <w:rFonts w:hint="default" w:ascii="Wingdings" w:hAnsi="Wingdings"/>
+        <w:rFonts w:ascii="Wingdings" w:hAnsi="Wingdings" w:hint="default"/>
       </w:rPr>
     </w:lvl>
   </w:abstractNum>
@@ -253,7 +250,7 @@
         <w:ind w:left="720" w:hanging="360"/>
       </w:pPr>
       <w:rPr>
-        <w:rFonts w:hint="default" w:ascii="Aptos" w:hAnsi="Aptos" w:eastAsiaTheme="minorEastAsia" w:cstheme="minorBidi"/>
+        <w:rFonts w:ascii="Aptos" w:eastAsiaTheme="minorEastAsia" w:hAnsi="Aptos" w:cstheme="minorBidi" w:hint="default"/>
       </w:rPr>
     </w:lvl>
     <w:lvl w:ilvl="1" w:tplc="0C090003" w:tentative="1">
@@ -265,7 +262,7 @@
         <w:ind w:left="1440" w:hanging="360"/>
       </w:pPr>
       <w:rPr>
-        <w:rFonts w:hint="default" w:ascii="Courier New" w:hAnsi="Courier New" w:cs="Courier New"/>
+        <w:rFonts w:ascii="Courier New" w:hAnsi="Courier New" w:cs="Courier New" w:hint="default"/>
       </w:rPr>
     </w:lvl>
     <w:lvl w:ilvl="2" w:tplc="0C090005" w:tentative="1">
@@ -277,7 +274,7 @@
         <w:ind w:left="2160" w:hanging="360"/>
       </w:pPr>
       <w:rPr>
-        <w:rFonts w:hint="default" w:ascii="Wingdings" w:hAnsi="Wingdings"/>
+        <w:rFonts w:ascii="Wingdings" w:hAnsi="Wingdings" w:hint="default"/>
       </w:rPr>
     </w:lvl>
     <w:lvl w:ilvl="3" w:tplc="0C090001" w:tentative="1">
@@ -289,7 +286,7 @@
         <w:ind w:left="2880" w:hanging="360"/>
       </w:pPr>
       <w:rPr>
-        <w:rFonts w:hint="default" w:ascii="Symbol" w:hAnsi="Symbol"/>
+        <w:rFonts w:ascii="Symbol" w:hAnsi="Symbol" w:hint="default"/>
       </w:rPr>
     </w:lvl>
     <w:lvl w:ilvl="4" w:tplc="0C090003" w:tentative="1">
@@ -301,7 +298,7 @@
         <w:ind w:left="3600" w:hanging="360"/>
       </w:pPr>
       <w:rPr>
-        <w:rFonts w:hint="default" w:ascii="Courier New" w:hAnsi="Courier New" w:cs="Courier New"/>
+        <w:rFonts w:ascii="Courier New" w:hAnsi="Courier New" w:cs="Courier New" w:hint="default"/>
       </w:rPr>
     </w:lvl>
     <w:lvl w:ilvl="5" w:tplc="0C090005" w:tentative="1">
@@ -313,7 +310,7 @@
         <w:ind w:left="4320" w:hanging="360"/>
       </w:pPr>
       <w:rPr>
-        <w:rFonts w:hint="default" w:ascii="Wingdings" w:hAnsi="Wingdings"/>
+        <w:rFonts w:ascii="Wingdings" w:hAnsi="Wingdings" w:hint="default"/>
       </w:rPr>
     </w:lvl>
     <w:lvl w:ilvl="6" w:tplc="0C090001" w:tentative="1">
@@ -325,7 +322,7 @@
         <w:ind w:left="5040" w:hanging="360"/>
       </w:pPr>
       <w:rPr>
-        <w:rFonts w:hint="default" w:ascii="Symbol" w:hAnsi="Symbol"/>
+        <w:rFonts w:ascii="Symbol" w:hAnsi="Symbol" w:hint="default"/>
       </w:rPr>
     </w:lvl>
     <w:lvl w:ilvl="7" w:tplc="0C090003" w:tentative="1">
@@ -337,7 +334,7 @@
         <w:ind w:left="5760" w:hanging="360"/>
       </w:pPr>
       <w:rPr>
-        <w:rFonts w:hint="default" w:ascii="Courier New" w:hAnsi="Courier New" w:cs="Courier New"/>
+        <w:rFonts w:ascii="Courier New" w:hAnsi="Courier New" w:cs="Courier New" w:hint="default"/>
       </w:rPr>
     </w:lvl>
     <w:lvl w:ilvl="8" w:tplc="0C090005" w:tentative="1">
@@ -349,7 +346,7 @@
         <w:ind w:left="6480" w:hanging="360"/>
       </w:pPr>
       <w:rPr>
-        <w:rFonts w:hint="default" w:ascii="Wingdings" w:hAnsi="Wingdings"/>
+        <w:rFonts w:ascii="Wingdings" w:hAnsi="Wingdings" w:hint="default"/>
       </w:rPr>
     </w:lvl>
   </w:abstractNum>
@@ -367,7 +364,7 @@
   <w:docDefaults>
     <w:rPrDefault>
       <w:rPr>
-        <w:rFonts w:asciiTheme="minorHAnsi" w:hAnsiTheme="minorHAnsi" w:eastAsiaTheme="minorEastAsia" w:cstheme="minorBidi"/>
+        <w:rFonts w:asciiTheme="minorHAnsi" w:eastAsiaTheme="minorEastAsia" w:hAnsiTheme="minorHAnsi" w:cstheme="minorBidi"/>
         <w:kern w:val="2"/>
         <w:sz w:val="24"/>
         <w:szCs w:val="24"/>
@@ -384,14 +381,14 @@
   <w:latentStyles w:defLockedState="0" w:defUIPriority="99" w:defSemiHidden="0" w:defUnhideWhenUsed="0" w:defQFormat="0" w:count="376">
     <w:lsdException w:name="Normal" w:uiPriority="0" w:qFormat="1"/>
     <w:lsdException w:name="heading 1" w:uiPriority="9" w:qFormat="1"/>
-    <w:lsdException w:name="heading 2" w:uiPriority="9" w:semiHidden="1" w:unhideWhenUsed="1" w:qFormat="1"/>
-    <w:lsdException w:name="heading 3" w:uiPriority="9" w:semiHidden="1" w:unhideWhenUsed="1" w:qFormat="1"/>
-    <w:lsdException w:name="heading 4" w:uiPriority="9" w:semiHidden="1" w:unhideWhenUsed="1" w:qFormat="1"/>
-    <w:lsdException w:name="heading 5" w:uiPriority="9" w:semiHidden="1" w:unhideWhenUsed="1" w:qFormat="1"/>
-    <w:lsdException w:name="heading 6" w:uiPriority="9" w:semiHidden="1" w:unhideWhenUsed="1" w:qFormat="1"/>
-    <w:lsdException w:name="heading 7" w:uiPriority="9" w:semiHidden="1" w:unhideWhenUsed="1" w:qFormat="1"/>
-    <w:lsdException w:name="heading 8" w:uiPriority="9" w:semiHidden="1" w:unhideWhenUsed="1" w:qFormat="1"/>
-    <w:lsdException w:name="heading 9" w:uiPriority="9" w:semiHidden="1" w:unhideWhenUsed="1" w:qFormat="1"/>
+    <w:lsdException w:name="heading 2" w:semiHidden="1" w:uiPriority="9" w:unhideWhenUsed="1" w:qFormat="1"/>
+    <w:lsdException w:name="heading 3" w:semiHidden="1" w:uiPriority="9" w:unhideWhenUsed="1" w:qFormat="1"/>
+    <w:lsdException w:name="heading 4" w:semiHidden="1" w:uiPriority="9" w:unhideWhenUsed="1" w:qFormat="1"/>
+    <w:lsdException w:name="heading 5" w:semiHidden="1" w:uiPriority="9" w:unhideWhenUsed="1" w:qFormat="1"/>
+    <w:lsdException w:name="heading 6" w:semiHidden="1" w:uiPriority="9" w:unhideWhenUsed="1" w:qFormat="1"/>
+    <w:lsdException w:name="heading 7" w:semiHidden="1" w:uiPriority="9" w:unhideWhenUsed="1" w:qFormat="1"/>
+    <w:lsdException w:name="heading 8" w:semiHidden="1" w:uiPriority="9" w:unhideWhenUsed="1" w:qFormat="1"/>
+    <w:lsdException w:name="heading 9" w:semiHidden="1" w:uiPriority="9" w:unhideWhenUsed="1" w:qFormat="1"/>
     <w:lsdException w:name="index 1" w:semiHidden="1" w:unhideWhenUsed="1"/>
     <w:lsdException w:name="index 2" w:semiHidden="1" w:unhideWhenUsed="1"/>
     <w:lsdException w:name="index 3" w:semiHidden="1" w:unhideWhenUsed="1"/>
@@ -401,22 +398,22 @@
     <w:lsdException w:name="index 7" w:semiHidden="1" w:unhideWhenUsed="1"/>
     <w:lsdException w:name="index 8" w:semiHidden="1" w:unhideWhenUsed="1"/>
     <w:lsdException w:name="index 9" w:semiHidden="1" w:unhideWhenUsed="1"/>
-    <w:lsdException w:name="toc 1" w:uiPriority="39" w:semiHidden="1" w:unhideWhenUsed="1"/>
-    <w:lsdException w:name="toc 2" w:uiPriority="39" w:semiHidden="1" w:unhideWhenUsed="1"/>
-    <w:lsdException w:name="toc 3" w:uiPriority="39" w:semiHidden="1" w:unhideWhenUsed="1"/>
-    <w:lsdException w:name="toc 4" w:uiPriority="39" w:semiHidden="1" w:unhideWhenUsed="1"/>
-    <w:lsdException w:name="toc 5" w:uiPriority="39" w:semiHidden="1" w:unhideWhenUsed="1"/>
-    <w:lsdException w:name="toc 6" w:uiPriority="39" w:semiHidden="1" w:unhideWhenUsed="1"/>
-    <w:lsdException w:name="toc 7" w:uiPriority="39" w:semiHidden="1" w:unhideWhenUsed="1"/>
-    <w:lsdException w:name="toc 8" w:uiPriority="39" w:semiHidden="1" w:unhideWhenUsed="1"/>
-    <w:lsdException w:name="toc 9" w:uiPriority="39" w:semiHidden="1" w:unhideWhenUsed="1"/>
+    <w:lsdException w:name="toc 1" w:semiHidden="1" w:uiPriority="39" w:unhideWhenUsed="1"/>
+    <w:lsdException w:name="toc 2" w:semiHidden="1" w:uiPriority="39" w:unhideWhenUsed="1"/>
+    <w:lsdException w:name="toc 3" w:semiHidden="1" w:uiPriority="39" w:unhideWhenUsed="1"/>
+    <w:lsdException w:name="toc 4" w:semiHidden="1" w:uiPriority="39" w:unhideWhenUsed="1"/>
+    <w:lsdException w:name="toc 5" w:semiHidden="1" w:uiPriority="39" w:unhideWhenUsed="1"/>
+    <w:lsdException w:name="toc 6" w:semiHidden="1" w:uiPriority="39" w:unhideWhenUsed="1"/>
+    <w:lsdException w:name="toc 7" w:semiHidden="1" w:uiPriority="39" w:unhideWhenUsed="1"/>
+    <w:lsdException w:name="toc 8" w:semiHidden="1" w:uiPriority="39" w:unhideWhenUsed="1"/>
+    <w:lsdException w:name="toc 9" w:semiHidden="1" w:uiPriority="39" w:unhideWhenUsed="1"/>
     <w:lsdException w:name="Normal Indent" w:semiHidden="1" w:unhideWhenUsed="1"/>
     <w:lsdException w:name="footnote text" w:semiHidden="1" w:unhideWhenUsed="1"/>
     <w:lsdException w:name="annotation text" w:semiHidden="1" w:unhideWhenUsed="1"/>
     <w:lsdException w:name="header" w:semiHidden="1" w:unhideWhenUsed="1"/>
     <w:lsdException w:name="footer" w:semiHidden="1" w:unhideWhenUsed="1"/>
     <w:lsdException w:name="index heading" w:semiHidden="1" w:unhideWhenUsed="1"/>
-    <w:lsdException w:name="caption" w:uiPriority="35" w:semiHidden="1" w:unhideWhenUsed="1" w:qFormat="1"/>
+    <w:lsdException w:name="caption" w:semiHidden="1" w:uiPriority="35" w:unhideWhenUsed="1" w:qFormat="1"/>
     <w:lsdException w:name="table of figures" w:semiHidden="1" w:unhideWhenUsed="1"/>
     <w:lsdException w:name="envelope address" w:semiHidden="1" w:unhideWhenUsed="1"/>
     <w:lsdException w:name="envelope return" w:semiHidden="1" w:unhideWhenUsed="1"/>
@@ -447,7 +444,7 @@
     <w:lsdException w:name="Title" w:uiPriority="10" w:qFormat="1"/>
     <w:lsdException w:name="Closing" w:semiHidden="1" w:unhideWhenUsed="1"/>
     <w:lsdException w:name="Signature" w:semiHidden="1" w:unhideWhenUsed="1"/>
-    <w:lsdException w:name="Default Paragraph Font" w:uiPriority="1" w:semiHidden="1" w:unhideWhenUsed="1"/>
+    <w:lsdException w:name="Default Paragraph Font" w:semiHidden="1" w:uiPriority="1" w:unhideWhenUsed="1"/>
     <w:lsdException w:name="Body Text" w:semiHidden="1" w:unhideWhenUsed="1"/>
     <w:lsdException w:name="Body Text Indent" w:semiHidden="1" w:unhideWhenUsed="1"/>
     <w:lsdException w:name="List Continue" w:semiHidden="1" w:unhideWhenUsed="1"/>
@@ -647,8 +644,8 @@
     <w:lsdException w:name="Subtle Reference" w:uiPriority="31" w:qFormat="1"/>
     <w:lsdException w:name="Intense Reference" w:uiPriority="32" w:qFormat="1"/>
     <w:lsdException w:name="Book Title" w:uiPriority="33" w:qFormat="1"/>
-    <w:lsdException w:name="Bibliography" w:uiPriority="37" w:semiHidden="1" w:unhideWhenUsed="1"/>
-    <w:lsdException w:name="TOC Heading" w:uiPriority="39" w:semiHidden="1" w:unhideWhenUsed="1" w:qFormat="1"/>
+    <w:lsdException w:name="Bibliography" w:semiHidden="1" w:uiPriority="37" w:unhideWhenUsed="1"/>
+    <w:lsdException w:name="TOC Heading" w:semiHidden="1" w:uiPriority="39" w:unhideWhenUsed="1" w:qFormat="1"/>
     <w:lsdException w:name="Plain Table 1" w:uiPriority="41"/>
     <w:lsdException w:name="Plain Table 2" w:uiPriority="42"/>
     <w:lsdException w:name="Plain Table 3" w:uiPriority="43"/>
@@ -759,7 +756,7 @@
     <w:lsdException w:name="Unresolved Mention" w:semiHidden="1" w:unhideWhenUsed="1"/>
     <w:lsdException w:name="Smart Link" w:semiHidden="1" w:unhideWhenUsed="1"/>
   </w:latentStyles>
-  <w:style w:type="paragraph" w:styleId="Normal" w:default="1">
+  <w:style w:type="paragraph" w:default="1" w:styleId="Normal">
     <w:name w:val="Normal"/>
     <w:qFormat/>
     <w:rsid w:val="00836D5E"/>
@@ -779,7 +776,7 @@
       <w:outlineLvl w:val="0"/>
     </w:pPr>
     <w:rPr>
-      <w:rFonts w:asciiTheme="majorHAnsi" w:hAnsiTheme="majorHAnsi" w:eastAsiaTheme="majorEastAsia" w:cstheme="majorBidi"/>
+      <w:rFonts w:asciiTheme="majorHAnsi" w:eastAsiaTheme="majorEastAsia" w:hAnsiTheme="majorHAnsi" w:cstheme="majorBidi"/>
       <w:color w:val="0F4761" w:themeColor="accent1" w:themeShade="BF"/>
       <w:sz w:val="40"/>
       <w:szCs w:val="40"/>
@@ -802,7 +799,7 @@
       <w:outlineLvl w:val="1"/>
     </w:pPr>
     <w:rPr>
-      <w:rFonts w:asciiTheme="majorHAnsi" w:hAnsiTheme="majorHAnsi" w:eastAsiaTheme="majorEastAsia" w:cstheme="majorBidi"/>
+      <w:rFonts w:asciiTheme="majorHAnsi" w:eastAsiaTheme="majorEastAsia" w:hAnsiTheme="majorHAnsi" w:cstheme="majorBidi"/>
       <w:color w:val="0F4761" w:themeColor="accent1" w:themeShade="BF"/>
       <w:sz w:val="32"/>
       <w:szCs w:val="32"/>
@@ -963,12 +960,13 @@
       <w:color w:val="272727" w:themeColor="text1" w:themeTint="D8"/>
     </w:rPr>
   </w:style>
-  <w:style w:type="character" w:styleId="DefaultParagraphFont" w:default="1">
+  <w:style w:type="character" w:default="1" w:styleId="DefaultParagraphFont">
     <w:name w:val="Default Paragraph Font"/>
     <w:uiPriority w:val="1"/>
+    <w:semiHidden/>
     <w:unhideWhenUsed/>
   </w:style>
-  <w:style w:type="table" w:styleId="TableNormal" w:default="1">
+  <w:style w:type="table" w:default="1" w:styleId="TableNormal">
     <w:name w:val="Normal Table"/>
     <w:uiPriority w:val="99"/>
     <w:semiHidden/>
@@ -983,26 +981,26 @@
       </w:tblCellMar>
     </w:tblPr>
   </w:style>
-  <w:style w:type="numbering" w:styleId="NoList" w:default="1">
+  <w:style w:type="numbering" w:default="1" w:styleId="NoList">
     <w:name w:val="No List"/>
     <w:uiPriority w:val="99"/>
     <w:semiHidden/>
     <w:unhideWhenUsed/>
   </w:style>
-  <w:style w:type="character" w:styleId="Heading1Char" w:customStyle="1">
+  <w:style w:type="character" w:customStyle="1" w:styleId="Heading1Char">
     <w:name w:val="Heading 1 Char"/>
     <w:basedOn w:val="DefaultParagraphFont"/>
     <w:link w:val="Heading1"/>
     <w:uiPriority w:val="9"/>
     <w:rsid w:val="002847E1"/>
     <w:rPr>
-      <w:rFonts w:asciiTheme="majorHAnsi" w:hAnsiTheme="majorHAnsi" w:eastAsiaTheme="majorEastAsia" w:cstheme="majorBidi"/>
+      <w:rFonts w:asciiTheme="majorHAnsi" w:eastAsiaTheme="majorEastAsia" w:hAnsiTheme="majorHAnsi" w:cstheme="majorBidi"/>
       <w:color w:val="0F4761" w:themeColor="accent1" w:themeShade="BF"/>
       <w:sz w:val="40"/>
       <w:szCs w:val="40"/>
     </w:rPr>
   </w:style>
-  <w:style w:type="character" w:styleId="Heading2Char" w:customStyle="1">
+  <w:style w:type="character" w:customStyle="1" w:styleId="Heading2Char">
     <w:name w:val="Heading 2 Char"/>
     <w:basedOn w:val="DefaultParagraphFont"/>
     <w:link w:val="Heading2"/>
@@ -1010,13 +1008,13 @@
     <w:semiHidden/>
     <w:rsid w:val="002847E1"/>
     <w:rPr>
-      <w:rFonts w:asciiTheme="majorHAnsi" w:hAnsiTheme="majorHAnsi" w:eastAsiaTheme="majorEastAsia" w:cstheme="majorBidi"/>
+      <w:rFonts w:asciiTheme="majorHAnsi" w:eastAsiaTheme="majorEastAsia" w:hAnsiTheme="majorHAnsi" w:cstheme="majorBidi"/>
       <w:color w:val="0F4761" w:themeColor="accent1" w:themeShade="BF"/>
       <w:sz w:val="32"/>
       <w:szCs w:val="32"/>
     </w:rPr>
   </w:style>
-  <w:style w:type="character" w:styleId="Heading3Char" w:customStyle="1">
+  <w:style w:type="character" w:customStyle="1" w:styleId="Heading3Char">
     <w:name w:val="Heading 3 Char"/>
     <w:basedOn w:val="DefaultParagraphFont"/>
     <w:link w:val="Heading3"/>
@@ -1030,7 +1028,7 @@
       <w:szCs w:val="28"/>
     </w:rPr>
   </w:style>
-  <w:style w:type="character" w:styleId="Heading4Char" w:customStyle="1">
+  <w:style w:type="character" w:customStyle="1" w:styleId="Heading4Char">
     <w:name w:val="Heading 4 Char"/>
     <w:basedOn w:val="DefaultParagraphFont"/>
     <w:link w:val="Heading4"/>
@@ -1044,7 +1042,7 @@
       <w:color w:val="0F4761" w:themeColor="accent1" w:themeShade="BF"/>
     </w:rPr>
   </w:style>
-  <w:style w:type="character" w:styleId="Heading5Char" w:customStyle="1">
+  <w:style w:type="character" w:customStyle="1" w:styleId="Heading5Char">
     <w:name w:val="Heading 5 Char"/>
     <w:basedOn w:val="DefaultParagraphFont"/>
     <w:link w:val="Heading5"/>
@@ -1056,7 +1054,7 @@
       <w:color w:val="0F4761" w:themeColor="accent1" w:themeShade="BF"/>
     </w:rPr>
   </w:style>
-  <w:style w:type="character" w:styleId="Heading6Char" w:customStyle="1">
+  <w:style w:type="character" w:customStyle="1" w:styleId="Heading6Char">
     <w:name w:val="Heading 6 Char"/>
     <w:basedOn w:val="DefaultParagraphFont"/>
     <w:link w:val="Heading6"/>
@@ -1070,7 +1068,7 @@
       <w:color w:val="595959" w:themeColor="text1" w:themeTint="A6"/>
     </w:rPr>
   </w:style>
-  <w:style w:type="character" w:styleId="Heading7Char" w:customStyle="1">
+  <w:style w:type="character" w:customStyle="1" w:styleId="Heading7Char">
     <w:name w:val="Heading 7 Char"/>
     <w:basedOn w:val="DefaultParagraphFont"/>
     <w:link w:val="Heading7"/>
@@ -1082,7 +1080,7 @@
       <w:color w:val="595959" w:themeColor="text1" w:themeTint="A6"/>
     </w:rPr>
   </w:style>
-  <w:style w:type="character" w:styleId="Heading8Char" w:customStyle="1">
+  <w:style w:type="character" w:customStyle="1" w:styleId="Heading8Char">
     <w:name w:val="Heading 8 Char"/>
     <w:basedOn w:val="DefaultParagraphFont"/>
     <w:link w:val="Heading8"/>
@@ -1096,7 +1094,7 @@
       <w:color w:val="272727" w:themeColor="text1" w:themeTint="D8"/>
     </w:rPr>
   </w:style>
-  <w:style w:type="character" w:styleId="Heading9Char" w:customStyle="1">
+  <w:style w:type="character" w:customStyle="1" w:styleId="Heading9Char">
     <w:name w:val="Heading 9 Char"/>
     <w:basedOn w:val="DefaultParagraphFont"/>
     <w:link w:val="Heading9"/>
@@ -1121,21 +1119,21 @@
       <w:contextualSpacing/>
     </w:pPr>
     <w:rPr>
-      <w:rFonts w:asciiTheme="majorHAnsi" w:hAnsiTheme="majorHAnsi" w:eastAsiaTheme="majorEastAsia" w:cstheme="majorBidi"/>
+      <w:rFonts w:asciiTheme="majorHAnsi" w:eastAsiaTheme="majorEastAsia" w:hAnsiTheme="majorHAnsi" w:cstheme="majorBidi"/>
       <w:spacing w:val="-10"/>
       <w:kern w:val="28"/>
       <w:sz w:val="56"/>
       <w:szCs w:val="56"/>
     </w:rPr>
   </w:style>
-  <w:style w:type="character" w:styleId="TitleChar" w:customStyle="1">
+  <w:style w:type="character" w:customStyle="1" w:styleId="TitleChar">
     <w:name w:val="Title Char"/>
     <w:basedOn w:val="DefaultParagraphFont"/>
     <w:link w:val="Title"/>
     <w:uiPriority w:val="10"/>
     <w:rsid w:val="002847E1"/>
     <w:rPr>
-      <w:rFonts w:asciiTheme="majorHAnsi" w:hAnsiTheme="majorHAnsi" w:eastAsiaTheme="majorEastAsia" w:cstheme="majorBidi"/>
+      <w:rFonts w:asciiTheme="majorHAnsi" w:eastAsiaTheme="majorEastAsia" w:hAnsiTheme="majorHAnsi" w:cstheme="majorBidi"/>
       <w:spacing w:val="-10"/>
       <w:kern w:val="28"/>
       <w:sz w:val="56"/>
@@ -1163,7 +1161,7 @@
       <w:szCs w:val="28"/>
     </w:rPr>
   </w:style>
-  <w:style w:type="character" w:styleId="SubtitleChar" w:customStyle="1">
+  <w:style w:type="character" w:customStyle="1" w:styleId="SubtitleChar">
     <w:name w:val="Subtitle Char"/>
     <w:basedOn w:val="DefaultParagraphFont"/>
     <w:link w:val="Subtitle"/>
@@ -1195,7 +1193,7 @@
       <w:color w:val="404040" w:themeColor="text1" w:themeTint="BF"/>
     </w:rPr>
   </w:style>
-  <w:style w:type="character" w:styleId="QuoteChar" w:customStyle="1">
+  <w:style w:type="character" w:customStyle="1" w:styleId="QuoteChar">
     <w:name w:val="Quote Char"/>
     <w:basedOn w:val="DefaultParagraphFont"/>
     <w:link w:val="Quote"/>
@@ -1240,8 +1238,8 @@
     <w:rsid w:val="002847E1"/>
     <w:pPr>
       <w:pBdr>
-        <w:top w:val="single" w:color="0F4761" w:themeColor="accent1" w:themeShade="BF" w:sz="4" w:space="10"/>
-        <w:bottom w:val="single" w:color="0F4761" w:themeColor="accent1" w:themeShade="BF" w:sz="4" w:space="10"/>
+        <w:top w:val="single" w:sz="4" w:space="10" w:color="0F4761" w:themeColor="accent1" w:themeShade="BF"/>
+        <w:bottom w:val="single" w:sz="4" w:space="10" w:color="0F4761" w:themeColor="accent1" w:themeShade="BF"/>
       </w:pBdr>
       <w:spacing w:before="360" w:after="360"/>
       <w:ind w:left="864" w:right="864"/>
@@ -1253,7 +1251,7 @@
       <w:color w:val="0F4761" w:themeColor="accent1" w:themeShade="BF"/>
     </w:rPr>
   </w:style>
-  <w:style w:type="character" w:styleId="IntenseQuoteChar" w:customStyle="1">
+  <w:style w:type="character" w:customStyle="1" w:styleId="IntenseQuoteChar">
     <w:name w:val="Intense Quote Char"/>
     <w:basedOn w:val="DefaultParagraphFont"/>
     <w:link w:val="IntenseQuote"/>
@@ -1294,7 +1292,7 @@
       <w:spacing w:after="0" w:line="240" w:lineRule="auto"/>
     </w:pPr>
   </w:style>
-  <w:style w:type="character" w:styleId="HeaderChar" w:customStyle="1">
+  <w:style w:type="character" w:customStyle="1" w:styleId="HeaderChar">
     <w:name w:val="Header Char"/>
     <w:basedOn w:val="DefaultParagraphFont"/>
     <w:link w:val="Header"/>
@@ -1316,7 +1314,7 @@
       <w:spacing w:after="0" w:line="240" w:lineRule="auto"/>
     </w:pPr>
   </w:style>
-  <w:style w:type="character" w:styleId="FooterChar" w:customStyle="1">
+  <w:style w:type="character" w:customStyle="1" w:styleId="FooterChar">
     <w:name w:val="Footer Char"/>
     <w:basedOn w:val="DefaultParagraphFont"/>
     <w:link w:val="Footer"/>
@@ -1327,7 +1325,7 @@
 </file>
 
 <file path=word/theme/theme1.xml><?xml version="1.0" encoding="utf-8"?>
-<a:theme xmlns:a="http://schemas.openxmlformats.org/drawingml/2006/main" xmlns:thm15="http://schemas.microsoft.com/office/thememl/2012/main" name="Office Theme">
+<a:theme xmlns:a="http://schemas.openxmlformats.org/drawingml/2006/main" name="Office Theme">
   <a:themeElements>
     <a:clrScheme name="Office">
       <a:dk1>
